--- a/Задние на ВКР.docx
+++ b/Задние на ВКР.docx
@@ -1,6 +1,6 @@
 
 <file path=word/document.xml><?xml version="1.0" encoding="utf-8"?>
-<w:document xmlns:wpc="http://schemas.microsoft.com/office/word/2010/wordprocessingCanvas" xmlns:cx="http://schemas.microsoft.com/office/drawing/2014/chartex" xmlns:cx1="http://schemas.microsoft.com/office/drawing/2015/9/8/chartex" xmlns:cx2="http://schemas.microsoft.com/office/drawing/2015/10/21/chartex" xmlns:cx3="http://schemas.microsoft.com/office/drawing/2016/5/9/chartex" xmlns:cx4="http://schemas.microsoft.com/office/drawing/2016/5/10/chartex" xmlns:cx5="http://schemas.microsoft.com/office/drawing/2016/5/11/chartex" xmlns:cx6="http://schemas.microsoft.com/office/drawing/2016/5/12/chartex" xmlns:cx7="http://schemas.microsoft.com/office/drawing/2016/5/13/chartex" xmlns:cx8="http://schemas.microsoft.com/office/drawing/2016/5/14/chartex" xmlns:mc="http://schemas.openxmlformats.org/markup-compatibility/2006" xmlns:aink="http://schemas.microsoft.com/office/drawing/2016/ink" xmlns:am3d="http://schemas.microsoft.com/office/drawing/2017/model3d" xmlns:o="urn:schemas-microsoft-com:office:office" xmlns:oel="http://schemas.microsoft.com/office/2019/extlst" xmlns:r="http://schemas.openxmlformats.org/officeDocument/2006/relationships" xmlns:m="http://schemas.openxmlformats.org/officeDocument/2006/math" xmlns:v="urn:schemas-microsoft-com:vml" xmlns:wp14="http://schemas.microsoft.com/office/word/2010/wordprocessingDrawing" xmlns:wp="http://schemas.openxmlformats.org/drawingml/2006/wordprocessingDrawing" xmlns:w10="urn:schemas-microsoft-com:office:word" xmlns:w="http://schemas.openxmlformats.org/wordprocessingml/2006/main" xmlns:w14="http://schemas.microsoft.com/office/word/2010/wordml" xmlns:w15="http://schemas.microsoft.com/office/word/2012/wordml" xmlns:w16cex="http://schemas.microsoft.com/office/word/2018/wordml/cex" xmlns:w16cid="http://schemas.microsoft.com/office/word/2016/wordml/cid" xmlns:w16="http://schemas.microsoft.com/office/word/2018/wordml" xmlns:w16du="http://schemas.microsoft.com/office/word/2023/wordml/word16du" xmlns:w16sdtdh="http://schemas.microsoft.com/office/word/2020/wordml/sdtdatahash" xmlns:w16sdtfl="http://schemas.microsoft.com/office/word/2024/wordml/sdtformatlock" xmlns:w16se="http://schemas.microsoft.com/office/word/2015/wordml/symex" xmlns:wpg="http://schemas.microsoft.com/office/word/2010/wordprocessingGroup" xmlns:wpi="http://schemas.microsoft.com/office/word/2010/wordprocessingInk" xmlns:wne="http://schemas.microsoft.com/office/word/2006/wordml" xmlns:wps="http://schemas.microsoft.com/office/word/2010/wordprocessingShape" mc:Ignorable="w14 w15 w16se w16cid w16 w16cex w16sdtdh w16sdtfl w16du wp14">
+<w:document xmlns:wpc="http://schemas.microsoft.com/office/word/2010/wordprocessingCanvas" xmlns:cx="http://schemas.microsoft.com/office/drawing/2014/chartex" xmlns:cx1="http://schemas.microsoft.com/office/drawing/2015/9/8/chartex" xmlns:cx2="http://schemas.microsoft.com/office/drawing/2015/10/21/chartex" xmlns:cx3="http://schemas.microsoft.com/office/drawing/2016/5/9/chartex" xmlns:cx4="http://schemas.microsoft.com/office/drawing/2016/5/10/chartex" xmlns:cx5="http://schemas.microsoft.com/office/drawing/2016/5/11/chartex" xmlns:cx6="http://schemas.microsoft.com/office/drawing/2016/5/12/chartex" xmlns:cx7="http://schemas.microsoft.com/office/drawing/2016/5/13/chartex" xmlns:cx8="http://schemas.microsoft.com/office/drawing/2016/5/14/chartex" xmlns:mc="http://schemas.openxmlformats.org/markup-compatibility/2006" xmlns:aink="http://schemas.microsoft.com/office/drawing/2016/ink" xmlns:am3d="http://schemas.microsoft.com/office/drawing/2017/model3d" xmlns:o="urn:schemas-microsoft-com:office:office" xmlns:r="http://schemas.openxmlformats.org/officeDocument/2006/relationships" xmlns:m="http://schemas.openxmlformats.org/officeDocument/2006/math" xmlns:v="urn:schemas-microsoft-com:vml" xmlns:wp14="http://schemas.microsoft.com/office/word/2010/wordprocessingDrawing" xmlns:wp="http://schemas.openxmlformats.org/drawingml/2006/wordprocessingDrawing" xmlns:w10="urn:schemas-microsoft-com:office:word" xmlns:w="http://schemas.openxmlformats.org/wordprocessingml/2006/main" xmlns:w14="http://schemas.microsoft.com/office/word/2010/wordml" xmlns:w15="http://schemas.microsoft.com/office/word/2012/wordml" xmlns:w16cid="http://schemas.microsoft.com/office/word/2016/wordml/cid" xmlns:w16se="http://schemas.microsoft.com/office/word/2015/wordml/symex" xmlns:wpg="http://schemas.microsoft.com/office/word/2010/wordprocessingGroup" xmlns:wpi="http://schemas.microsoft.com/office/word/2010/wordprocessingInk" xmlns:wne="http://schemas.microsoft.com/office/word/2006/wordml" xmlns:wps="http://schemas.microsoft.com/office/word/2010/wordprocessingShape" mc:Ignorable="w14 w15 w16se w16cid wp14">
   <w:body>
     <w:p>
       <w:pPr>
@@ -8,7 +8,7 @@
           <w:tab w:val="left" w:pos="0"/>
           <w:tab w:val="left" w:pos="1276"/>
         </w:tabs>
-        <w:spacing w:after="0" w:line="240" w:lineRule="auto"/>
+        <w:spacing w:after="0" w:line="360" w:lineRule="auto"/>
         <w:jc w:val="both"/>
         <w:rPr>
           <w:rFonts w:ascii="Times New Roman" w:hAnsi="Times New Roman"/>
@@ -45,7 +45,7 @@
                 <w:tab w:val="left" w:pos="0"/>
                 <w:tab w:val="left" w:pos="1276"/>
               </w:tabs>
-              <w:spacing w:after="0" w:line="240" w:lineRule="auto"/>
+              <w:spacing w:after="0" w:line="360" w:lineRule="auto"/>
               <w:jc w:val="both"/>
               <w:rPr>
                 <w:rFonts w:ascii="Times New Roman" w:hAnsi="Times New Roman"/>
@@ -68,7 +68,7 @@
                 <w:tab w:val="left" w:pos="0"/>
                 <w:tab w:val="left" w:pos="1276"/>
               </w:tabs>
-              <w:spacing w:after="0" w:line="240" w:lineRule="auto"/>
+              <w:spacing w:after="0" w:line="360" w:lineRule="auto"/>
               <w:ind w:left="36" w:hanging="36"/>
               <w:jc w:val="both"/>
               <w:rPr>
@@ -94,7 +94,7 @@
                 <w:tab w:val="left" w:pos="0"/>
                 <w:tab w:val="left" w:pos="1276"/>
               </w:tabs>
-              <w:spacing w:after="0" w:line="240" w:lineRule="auto"/>
+              <w:spacing w:after="0" w:line="360" w:lineRule="auto"/>
               <w:ind w:left="36" w:hanging="36"/>
               <w:jc w:val="both"/>
               <w:rPr>
@@ -120,7 +120,7 @@
                 <w:tab w:val="left" w:pos="0"/>
                 <w:tab w:val="left" w:pos="1276"/>
               </w:tabs>
-              <w:spacing w:after="0" w:line="240" w:lineRule="auto"/>
+              <w:spacing w:after="0" w:line="360" w:lineRule="auto"/>
               <w:ind w:left="36" w:hanging="36"/>
               <w:jc w:val="both"/>
               <w:rPr>
@@ -146,7 +146,7 @@
                 <w:tab w:val="left" w:pos="0"/>
                 <w:tab w:val="left" w:pos="1276"/>
               </w:tabs>
-              <w:spacing w:after="0" w:line="240" w:lineRule="auto"/>
+              <w:spacing w:after="0" w:line="360" w:lineRule="auto"/>
               <w:ind w:left="36" w:hanging="36"/>
               <w:jc w:val="both"/>
               <w:rPr>
@@ -168,7 +168,7 @@
                 <w:tab w:val="left" w:pos="0"/>
                 <w:tab w:val="left" w:pos="1276"/>
               </w:tabs>
-              <w:spacing w:after="0" w:line="240" w:lineRule="auto"/>
+              <w:spacing w:after="0" w:line="360" w:lineRule="auto"/>
               <w:ind w:left="36" w:hanging="36"/>
               <w:jc w:val="both"/>
               <w:rPr>
@@ -194,7 +194,7 @@
                 <w:tab w:val="left" w:pos="0"/>
                 <w:tab w:val="left" w:pos="1276"/>
               </w:tabs>
-              <w:spacing w:after="0" w:line="240" w:lineRule="auto"/>
+              <w:spacing w:after="0" w:line="360" w:lineRule="auto"/>
               <w:ind w:left="36" w:hanging="36"/>
               <w:jc w:val="both"/>
               <w:rPr>
@@ -216,7 +216,7 @@
                 <w:tab w:val="left" w:pos="0"/>
                 <w:tab w:val="left" w:pos="1276"/>
               </w:tabs>
-              <w:spacing w:after="0" w:line="240" w:lineRule="auto"/>
+              <w:spacing w:after="0" w:line="360" w:lineRule="auto"/>
               <w:ind w:left="36" w:hanging="36"/>
               <w:jc w:val="both"/>
               <w:rPr>
@@ -251,8 +251,8 @@
                 <w:tab w:val="left" w:pos="0"/>
                 <w:tab w:val="left" w:pos="1276"/>
               </w:tabs>
-              <w:spacing w:after="0" w:line="240" w:lineRule="auto"/>
-              <w:jc w:val="both"/>
+              <w:spacing w:after="0" w:line="360" w:lineRule="auto"/>
+              <w:jc w:val="center"/>
               <w:rPr>
                 <w:rFonts w:ascii="Times New Roman" w:hAnsi="Times New Roman"/>
                 <w:color w:val="000000"/>
@@ -277,7 +277,7 @@
                 <w:tab w:val="left" w:pos="0"/>
                 <w:tab w:val="left" w:pos="1276"/>
               </w:tabs>
-              <w:spacing w:after="0" w:line="240" w:lineRule="auto"/>
+              <w:spacing w:after="0" w:line="360" w:lineRule="auto"/>
               <w:jc w:val="both"/>
               <w:rPr>
                 <w:rFonts w:ascii="Times New Roman" w:hAnsi="Times New Roman"/>
@@ -294,7 +294,7 @@
                 <w:tab w:val="left" w:pos="0"/>
                 <w:tab w:val="left" w:pos="1276"/>
               </w:tabs>
-              <w:spacing w:after="0" w:line="240" w:lineRule="auto"/>
+              <w:spacing w:after="0" w:line="360" w:lineRule="auto"/>
               <w:jc w:val="both"/>
               <w:rPr>
                 <w:rFonts w:ascii="Times New Roman" w:hAnsi="Times New Roman"/>
@@ -311,7 +311,17 @@
                 <w:sz w:val="28"/>
                 <w:szCs w:val="28"/>
               </w:rPr>
-              <w:t>на выполнение выпускной квалификационной работы</w:t>
+              <w:t xml:space="preserve">на выполнение выпускной </w:t>
+            </w:r>
+            <w:r>
+              <w:rPr>
+                <w:rFonts w:ascii="Times New Roman" w:hAnsi="Times New Roman"/>
+                <w:b/>
+                <w:color w:val="000000"/>
+                <w:sz w:val="28"/>
+                <w:szCs w:val="28"/>
+              </w:rPr>
+              <w:t>квалификационной работы</w:t>
             </w:r>
           </w:p>
           <w:p>
@@ -320,7 +330,7 @@
                 <w:tab w:val="left" w:pos="0"/>
                 <w:tab w:val="left" w:pos="1276"/>
               </w:tabs>
-              <w:spacing w:after="0" w:line="240" w:lineRule="auto"/>
+              <w:spacing w:after="0" w:line="360" w:lineRule="auto"/>
               <w:jc w:val="both"/>
               <w:rPr>
                 <w:rFonts w:ascii="Times New Roman" w:hAnsi="Times New Roman"/>
@@ -336,7 +346,7 @@
                 <w:tab w:val="left" w:pos="0"/>
                 <w:tab w:val="left" w:pos="1276"/>
               </w:tabs>
-              <w:spacing w:after="0" w:line="240" w:lineRule="auto"/>
+              <w:spacing w:after="0" w:line="360" w:lineRule="auto"/>
               <w:jc w:val="both"/>
               <w:rPr>
                 <w:rFonts w:ascii="Times New Roman" w:hAnsi="Times New Roman"/>
@@ -381,8 +391,8 @@
                 <w:tab w:val="left" w:pos="0"/>
                 <w:tab w:val="left" w:pos="1276"/>
               </w:tabs>
-              <w:spacing w:after="0" w:line="240" w:lineRule="auto"/>
-              <w:jc w:val="both"/>
+              <w:spacing w:after="0" w:line="360" w:lineRule="auto"/>
+              <w:jc w:val="center"/>
               <w:rPr>
                 <w:rFonts w:ascii="Times New Roman" w:hAnsi="Times New Roman"/>
                 <w:color w:val="000000"/>
@@ -406,7 +416,7 @@
                 <w:tab w:val="left" w:pos="0"/>
                 <w:tab w:val="left" w:pos="1276"/>
               </w:tabs>
-              <w:spacing w:after="0" w:line="240" w:lineRule="auto"/>
+              <w:spacing w:after="0" w:line="360" w:lineRule="auto"/>
               <w:jc w:val="both"/>
               <w:rPr>
                 <w:rFonts w:ascii="Times New Roman" w:hAnsi="Times New Roman"/>
@@ -420,7 +430,31 @@
                 <w:sz w:val="24"/>
                 <w:szCs w:val="24"/>
               </w:rPr>
-              <w:t>по направлению подготовки (специальности) 09.02.07</w:t>
+              <w:t xml:space="preserve">по </w:t>
+            </w:r>
+            <w:r>
+              <w:rPr>
+                <w:rFonts w:ascii="Times New Roman" w:hAnsi="Times New Roman"/>
+                <w:sz w:val="24"/>
+                <w:szCs w:val="24"/>
+              </w:rPr>
+              <w:t>специальности</w:t>
+            </w:r>
+            <w:r>
+              <w:rPr>
+                <w:rFonts w:ascii="Times New Roman" w:hAnsi="Times New Roman"/>
+                <w:sz w:val="24"/>
+                <w:szCs w:val="24"/>
+              </w:rPr>
+              <w:t xml:space="preserve"> 09.02.07</w:t>
+            </w:r>
+            <w:r>
+              <w:rPr>
+                <w:rFonts w:ascii="Times New Roman" w:hAnsi="Times New Roman"/>
+                <w:sz w:val="24"/>
+                <w:szCs w:val="24"/>
+              </w:rPr>
+              <w:t xml:space="preserve"> Информационные системы и программирование</w:t>
             </w:r>
           </w:p>
           <w:p>
@@ -429,7 +463,7 @@
                 <w:tab w:val="left" w:pos="0"/>
                 <w:tab w:val="left" w:pos="1276"/>
               </w:tabs>
-              <w:spacing w:after="0" w:line="240" w:lineRule="auto"/>
+              <w:spacing w:after="0" w:line="360" w:lineRule="auto"/>
               <w:jc w:val="both"/>
               <w:rPr>
                 <w:rFonts w:ascii="Times New Roman" w:hAnsi="Times New Roman"/>
@@ -452,7 +486,7 @@
                 <w:tab w:val="left" w:pos="0"/>
                 <w:tab w:val="left" w:pos="1276"/>
               </w:tabs>
-              <w:spacing w:after="0" w:line="240" w:lineRule="auto"/>
+              <w:spacing w:after="0" w:line="360" w:lineRule="auto"/>
               <w:jc w:val="both"/>
               <w:rPr>
                 <w:rFonts w:ascii="Times New Roman" w:hAnsi="Times New Roman"/>
@@ -468,7 +502,26 @@
                 <w:sz w:val="24"/>
                 <w:szCs w:val="24"/>
               </w:rPr>
-              <w:t>1 Тема ВКР: «</w:t>
+              <w:t xml:space="preserve">1 </w:t>
+            </w:r>
+            <w:r>
+              <w:rPr>
+                <w:rFonts w:ascii="Times New Roman" w:hAnsi="Times New Roman"/>
+                <w:b/>
+                <w:color w:val="000000"/>
+                <w:sz w:val="24"/>
+                <w:szCs w:val="24"/>
+              </w:rPr>
+              <w:t>Тема ВКР:</w:t>
+            </w:r>
+            <w:r>
+              <w:rPr>
+                <w:rFonts w:ascii="Times New Roman" w:hAnsi="Times New Roman"/>
+                <w:color w:val="000000"/>
+                <w:sz w:val="24"/>
+                <w:szCs w:val="24"/>
+              </w:rPr>
+              <w:t xml:space="preserve"> «</w:t>
             </w:r>
             <w:r>
               <w:rPr>
@@ -515,7 +568,7 @@
                 <w:tab w:val="left" w:pos="0"/>
                 <w:tab w:val="left" w:pos="1276"/>
               </w:tabs>
-              <w:spacing w:after="0" w:line="240" w:lineRule="auto"/>
+              <w:spacing w:after="0" w:line="360" w:lineRule="auto"/>
               <w:jc w:val="both"/>
               <w:rPr>
                 <w:rFonts w:ascii="Times New Roman" w:hAnsi="Times New Roman"/>
@@ -531,7 +584,90 @@
                 <w:sz w:val="24"/>
                 <w:szCs w:val="24"/>
               </w:rPr>
-              <w:t>2 Срок сдачи студентом ВКР «3» июня 2026 г.</w:t>
+              <w:t xml:space="preserve">2 </w:t>
+            </w:r>
+            <w:r>
+              <w:rPr>
+                <w:rFonts w:ascii="Times New Roman" w:hAnsi="Times New Roman"/>
+                <w:b/>
+                <w:color w:val="000000"/>
+                <w:sz w:val="24"/>
+                <w:szCs w:val="24"/>
+              </w:rPr>
+              <w:t>Срок сдачи студентом ВКР</w:t>
+            </w:r>
+            <w:r>
+              <w:rPr>
+                <w:rFonts w:ascii="Times New Roman" w:hAnsi="Times New Roman"/>
+                <w:b/>
+                <w:color w:val="000000"/>
+                <w:sz w:val="24"/>
+                <w:szCs w:val="24"/>
+              </w:rPr>
+              <w:t>:</w:t>
+            </w:r>
+            <w:r>
+              <w:rPr>
+                <w:rFonts w:ascii="Times New Roman" w:hAnsi="Times New Roman"/>
+                <w:color w:val="000000"/>
+                <w:sz w:val="24"/>
+                <w:szCs w:val="24"/>
+              </w:rPr>
+              <w:t xml:space="preserve"> </w:t>
+            </w:r>
+            <w:r>
+              <w:rPr>
+                <w:rFonts w:ascii="Times New Roman" w:hAnsi="Times New Roman"/>
+                <w:color w:val="000000"/>
+                <w:sz w:val="24"/>
+                <w:szCs w:val="24"/>
+              </w:rPr>
+              <w:t>«</w:t>
+            </w:r>
+            <w:r>
+              <w:rPr>
+                <w:rFonts w:ascii="Times New Roman" w:hAnsi="Times New Roman"/>
+                <w:color w:val="000000"/>
+                <w:sz w:val="24"/>
+                <w:szCs w:val="24"/>
+              </w:rPr>
+              <w:t>22</w:t>
+            </w:r>
+            <w:r>
+              <w:rPr>
+                <w:rFonts w:ascii="Times New Roman" w:hAnsi="Times New Roman"/>
+                <w:color w:val="000000"/>
+                <w:sz w:val="24"/>
+                <w:szCs w:val="24"/>
+              </w:rPr>
+              <w:t xml:space="preserve">» </w:t>
+            </w:r>
+            <w:r>
+              <w:rPr>
+                <w:rFonts w:ascii="Times New Roman" w:hAnsi="Times New Roman"/>
+                <w:color w:val="000000"/>
+                <w:sz w:val="24"/>
+                <w:szCs w:val="24"/>
+              </w:rPr>
+              <w:t>мая</w:t>
+            </w:r>
+            <w:r>
+              <w:rPr>
+                <w:rFonts w:ascii="Times New Roman" w:hAnsi="Times New Roman"/>
+                <w:color w:val="000000"/>
+                <w:sz w:val="24"/>
+                <w:szCs w:val="24"/>
+              </w:rPr>
+              <w:t xml:space="preserve"> </w:t>
+            </w:r>
+            <w:r>
+              <w:rPr>
+                <w:rFonts w:ascii="Times New Roman" w:hAnsi="Times New Roman"/>
+                <w:color w:val="000000"/>
+                <w:sz w:val="24"/>
+                <w:szCs w:val="24"/>
+              </w:rPr>
+              <w:t>2026 г.</w:t>
             </w:r>
           </w:p>
           <w:p>
@@ -540,7 +676,7 @@
                 <w:tab w:val="left" w:pos="0"/>
                 <w:tab w:val="left" w:pos="1276"/>
               </w:tabs>
-              <w:spacing w:after="0" w:line="240" w:lineRule="auto"/>
+              <w:spacing w:after="0" w:line="360" w:lineRule="auto"/>
               <w:jc w:val="both"/>
               <w:rPr>
                 <w:rFonts w:ascii="Times New Roman" w:hAnsi="Times New Roman"/>
@@ -556,7 +692,26 @@
                 <w:sz w:val="24"/>
                 <w:szCs w:val="24"/>
               </w:rPr>
-              <w:t xml:space="preserve">3.1 Цель ВКР: </w:t>
+              <w:t xml:space="preserve">3.1 </w:t>
+            </w:r>
+            <w:r>
+              <w:rPr>
+                <w:rFonts w:ascii="Times New Roman" w:hAnsi="Times New Roman"/>
+                <w:b/>
+                <w:color w:val="000000"/>
+                <w:sz w:val="24"/>
+                <w:szCs w:val="24"/>
+              </w:rPr>
+              <w:t>Цель ВКР:</w:t>
+            </w:r>
+            <w:r>
+              <w:rPr>
+                <w:rFonts w:ascii="Times New Roman" w:hAnsi="Times New Roman"/>
+                <w:color w:val="000000"/>
+                <w:sz w:val="24"/>
+                <w:szCs w:val="24"/>
+              </w:rPr>
+              <w:t xml:space="preserve"> </w:t>
             </w:r>
             <w:r>
               <w:rPr>
@@ -574,7 +729,7 @@
                 <w:tab w:val="left" w:pos="0"/>
                 <w:tab w:val="left" w:pos="1276"/>
               </w:tabs>
-              <w:spacing w:after="0" w:line="240" w:lineRule="auto"/>
+              <w:spacing w:after="0" w:line="360" w:lineRule="auto"/>
               <w:jc w:val="both"/>
               <w:rPr>
                 <w:rFonts w:ascii="Times New Roman" w:hAnsi="Times New Roman"/>
@@ -590,16 +745,31 @@
                 <w:sz w:val="24"/>
                 <w:szCs w:val="24"/>
               </w:rPr>
-              <w:t>3.2 Задачи ВКР:</w:t>
+              <w:t xml:space="preserve">3.2 </w:t>
+            </w:r>
+            <w:r>
+              <w:rPr>
+                <w:rFonts w:ascii="Times New Roman" w:hAnsi="Times New Roman"/>
+                <w:b/>
+                <w:color w:val="000000"/>
+                <w:sz w:val="24"/>
+                <w:szCs w:val="24"/>
+              </w:rPr>
+              <w:t>Задачи ВКР:</w:t>
             </w:r>
           </w:p>
           <w:p>
             <w:pPr>
+              <w:pStyle w:val="afd"/>
+              <w:numPr>
+                <w:ilvl w:val="0"/>
+                <w:numId w:val="1"/>
+              </w:numPr>
               <w:tabs>
                 <w:tab w:val="left" w:pos="0"/>
                 <w:tab w:val="left" w:pos="1276"/>
               </w:tabs>
-              <w:spacing w:after="0" w:line="240" w:lineRule="auto"/>
+              <w:spacing w:after="0" w:line="360" w:lineRule="auto"/>
               <w:jc w:val="both"/>
               <w:rPr>
                 <w:rFonts w:ascii="Times New Roman" w:hAnsi="Times New Roman"/>
@@ -615,25 +785,21 @@
                 <w:sz w:val="24"/>
                 <w:szCs w:val="24"/>
               </w:rPr>
-              <w:t xml:space="preserve">• </w:t>
-            </w:r>
-            <w:r>
-              <w:rPr>
-                <w:rFonts w:ascii="Times New Roman" w:hAnsi="Times New Roman"/>
-                <w:color w:val="000000"/>
-                <w:sz w:val="24"/>
-                <w:szCs w:val="24"/>
-              </w:rPr>
               <w:t>провести анализ предметной области и существующих решений в области корпоративных сайтов и сервисных платформ, определить требования к разрабатываемой системе,</w:t>
             </w:r>
           </w:p>
           <w:p>
             <w:pPr>
+              <w:pStyle w:val="afd"/>
+              <w:numPr>
+                <w:ilvl w:val="0"/>
+                <w:numId w:val="1"/>
+              </w:numPr>
               <w:tabs>
                 <w:tab w:val="left" w:pos="0"/>
                 <w:tab w:val="left" w:pos="1276"/>
               </w:tabs>
-              <w:spacing w:after="0" w:line="240" w:lineRule="auto"/>
+              <w:spacing w:after="0" w:line="360" w:lineRule="auto"/>
               <w:jc w:val="both"/>
               <w:rPr>
                 <w:rFonts w:ascii="Times New Roman" w:hAnsi="Times New Roman"/>
@@ -649,43 +815,21 @@
                 <w:sz w:val="24"/>
                 <w:szCs w:val="24"/>
               </w:rPr>
-              <w:t>•</w:t>
-            </w:r>
-            <w:r>
-              <w:rPr>
-                <w:rFonts w:ascii="Times New Roman" w:hAnsi="Times New Roman"/>
-                <w:color w:val="000000"/>
-                <w:sz w:val="24"/>
-                <w:szCs w:val="24"/>
-              </w:rPr>
-              <w:t xml:space="preserve"> </w:t>
-            </w:r>
-            <w:r>
-              <w:rPr>
-                <w:rFonts w:ascii="Times New Roman" w:hAnsi="Times New Roman"/>
-                <w:color w:val="000000"/>
-                <w:sz w:val="24"/>
-                <w:szCs w:val="24"/>
-              </w:rPr>
-              <w:t>с</w:t>
-            </w:r>
-            <w:r>
-              <w:rPr>
-                <w:rFonts w:ascii="Times New Roman" w:hAnsi="Times New Roman"/>
-                <w:color w:val="000000"/>
-                <w:sz w:val="24"/>
-                <w:szCs w:val="24"/>
-              </w:rPr>
-              <w:t>проектировать архитектуру программного обеспечения с выделением клиентской и серверной частей,</w:t>
+              <w:t>спроектировать архитектуру программного обеспечения с выделением клиентской и серверной частей,</w:t>
             </w:r>
           </w:p>
           <w:p>
             <w:pPr>
+              <w:pStyle w:val="afd"/>
+              <w:numPr>
+                <w:ilvl w:val="0"/>
+                <w:numId w:val="1"/>
+              </w:numPr>
               <w:tabs>
                 <w:tab w:val="left" w:pos="0"/>
                 <w:tab w:val="left" w:pos="1276"/>
               </w:tabs>
-              <w:spacing w:after="0" w:line="240" w:lineRule="auto"/>
+              <w:spacing w:after="0" w:line="360" w:lineRule="auto"/>
               <w:jc w:val="both"/>
               <w:rPr>
                 <w:rFonts w:ascii="Times New Roman" w:hAnsi="Times New Roman"/>
@@ -694,15 +838,6 @@
                 <w:szCs w:val="24"/>
               </w:rPr>
             </w:pPr>
-            <w:r>
-              <w:rPr>
-                <w:rFonts w:ascii="Times New Roman" w:hAnsi="Times New Roman"/>
-                <w:color w:val="000000"/>
-                <w:sz w:val="24"/>
-                <w:szCs w:val="24"/>
-              </w:rPr>
-              <w:t xml:space="preserve">• </w:t>
-            </w:r>
             <w:r>
               <w:rPr>
                 <w:rFonts w:ascii="Times New Roman" w:hAnsi="Times New Roman"/>
@@ -735,11 +870,16 @@
           </w:p>
           <w:p>
             <w:pPr>
+              <w:pStyle w:val="afd"/>
+              <w:numPr>
+                <w:ilvl w:val="0"/>
+                <w:numId w:val="1"/>
+              </w:numPr>
               <w:tabs>
                 <w:tab w:val="left" w:pos="0"/>
                 <w:tab w:val="left" w:pos="1276"/>
               </w:tabs>
-              <w:spacing w:after="0" w:line="240" w:lineRule="auto"/>
+              <w:spacing w:after="0" w:line="360" w:lineRule="auto"/>
               <w:jc w:val="both"/>
               <w:rPr>
                 <w:rFonts w:ascii="Times New Roman" w:hAnsi="Times New Roman"/>
@@ -755,8 +895,9 @@
                 <w:sz w:val="24"/>
                 <w:szCs w:val="24"/>
               </w:rPr>
-              <w:t xml:space="preserve">• </w:t>
+              <w:t xml:space="preserve">реализовать функциональность корпоративного </w:t>
             </w:r>
+            <w:proofErr w:type="spellStart"/>
             <w:r>
               <w:rPr>
                 <w:rFonts w:ascii="Times New Roman" w:hAnsi="Times New Roman"/>
@@ -764,16 +905,31 @@
                 <w:sz w:val="24"/>
                 <w:szCs w:val="24"/>
               </w:rPr>
-              <w:t>реализовать функциональность корпоративного лендинга с информацией о компании и предоставляемых услугах,</w:t>
+              <w:t>лендинга</w:t>
+            </w:r>
+            <w:proofErr w:type="spellEnd"/>
+            <w:r>
+              <w:rPr>
+                <w:rFonts w:ascii="Times New Roman" w:hAnsi="Times New Roman"/>
+                <w:color w:val="000000"/>
+                <w:sz w:val="24"/>
+                <w:szCs w:val="24"/>
+              </w:rPr>
+              <w:t xml:space="preserve"> с информацией о компании и предоставляемых услугах,</w:t>
             </w:r>
           </w:p>
           <w:p>
             <w:pPr>
+              <w:pStyle w:val="afd"/>
+              <w:numPr>
+                <w:ilvl w:val="0"/>
+                <w:numId w:val="1"/>
+              </w:numPr>
               <w:tabs>
                 <w:tab w:val="left" w:pos="0"/>
                 <w:tab w:val="left" w:pos="1276"/>
               </w:tabs>
-              <w:spacing w:after="0" w:line="240" w:lineRule="auto"/>
+              <w:spacing w:after="0" w:line="360" w:lineRule="auto"/>
               <w:jc w:val="both"/>
               <w:rPr>
                 <w:rFonts w:ascii="Times New Roman" w:hAnsi="Times New Roman"/>
@@ -789,25 +945,22 @@
                 <w:sz w:val="24"/>
                 <w:szCs w:val="24"/>
               </w:rPr>
-              <w:t xml:space="preserve">• </w:t>
-            </w:r>
-            <w:r>
-              <w:rPr>
-                <w:rFonts w:ascii="Times New Roman" w:hAnsi="Times New Roman"/>
-                <w:color w:val="000000"/>
-                <w:sz w:val="24"/>
-                <w:szCs w:val="24"/>
-              </w:rPr>
+              <w:lastRenderedPageBreak/>
               <w:t>разработать форму оформления заявок на сервисное обслуживание с возможностью вызова сервисного инженера</w:t>
             </w:r>
           </w:p>
           <w:p>
             <w:pPr>
+              <w:pStyle w:val="afd"/>
+              <w:numPr>
+                <w:ilvl w:val="0"/>
+                <w:numId w:val="1"/>
+              </w:numPr>
               <w:tabs>
                 <w:tab w:val="left" w:pos="0"/>
                 <w:tab w:val="left" w:pos="1276"/>
               </w:tabs>
-              <w:spacing w:after="0" w:line="240" w:lineRule="auto"/>
+              <w:spacing w:after="0" w:line="360" w:lineRule="auto"/>
               <w:jc w:val="both"/>
               <w:rPr>
                 <w:rFonts w:ascii="Times New Roman" w:hAnsi="Times New Roman"/>
@@ -823,25 +976,21 @@
                 <w:sz w:val="24"/>
                 <w:szCs w:val="24"/>
               </w:rPr>
-              <w:t xml:space="preserve">• </w:t>
-            </w:r>
-            <w:r>
-              <w:rPr>
-                <w:rFonts w:ascii="Times New Roman" w:hAnsi="Times New Roman"/>
-                <w:color w:val="000000"/>
-                <w:sz w:val="24"/>
-                <w:szCs w:val="24"/>
-              </w:rPr>
               <w:t>реализовать систему регистрации и авторизации пользователей, а также личный кабинет клиента с хранением данных об организациях и контактных лицах,</w:t>
             </w:r>
           </w:p>
           <w:p>
             <w:pPr>
+              <w:pStyle w:val="afd"/>
+              <w:numPr>
+                <w:ilvl w:val="0"/>
+                <w:numId w:val="1"/>
+              </w:numPr>
               <w:tabs>
                 <w:tab w:val="left" w:pos="0"/>
                 <w:tab w:val="left" w:pos="1276"/>
               </w:tabs>
-              <w:spacing w:after="0" w:line="240" w:lineRule="auto"/>
+              <w:spacing w:after="0" w:line="360" w:lineRule="auto"/>
               <w:jc w:val="both"/>
               <w:rPr>
                 <w:rFonts w:ascii="Times New Roman" w:hAnsi="Times New Roman"/>
@@ -857,25 +1006,21 @@
                 <w:sz w:val="24"/>
                 <w:szCs w:val="24"/>
               </w:rPr>
-              <w:t xml:space="preserve">• </w:t>
-            </w:r>
-            <w:r>
-              <w:rPr>
-                <w:rFonts w:ascii="Times New Roman" w:hAnsi="Times New Roman"/>
-                <w:color w:val="000000"/>
-                <w:sz w:val="24"/>
-                <w:szCs w:val="24"/>
-              </w:rPr>
               <w:t>обеспечить передачу заявок администратору через интеграцию с внешними сервисами (например, социальные сети или электронная почта),</w:t>
             </w:r>
           </w:p>
           <w:p>
             <w:pPr>
+              <w:pStyle w:val="afd"/>
+              <w:numPr>
+                <w:ilvl w:val="0"/>
+                <w:numId w:val="1"/>
+              </w:numPr>
               <w:tabs>
                 <w:tab w:val="left" w:pos="0"/>
                 <w:tab w:val="left" w:pos="1276"/>
               </w:tabs>
-              <w:spacing w:after="0" w:line="240" w:lineRule="auto"/>
+              <w:spacing w:after="0" w:line="360" w:lineRule="auto"/>
               <w:jc w:val="both"/>
               <w:rPr>
                 <w:rFonts w:ascii="Times New Roman" w:hAnsi="Times New Roman"/>
@@ -891,7 +1036,81 @@
                 <w:sz w:val="24"/>
                 <w:szCs w:val="24"/>
               </w:rPr>
-              <w:t>•</w:t>
+              <w:t>реализовать систему обработки и управления заявками со стороны администратора,</w:t>
+            </w:r>
+          </w:p>
+          <w:p>
+            <w:pPr>
+              <w:pStyle w:val="afd"/>
+              <w:numPr>
+                <w:ilvl w:val="0"/>
+                <w:numId w:val="1"/>
+              </w:numPr>
+              <w:tabs>
+                <w:tab w:val="left" w:pos="0"/>
+                <w:tab w:val="left" w:pos="1276"/>
+              </w:tabs>
+              <w:spacing w:after="0" w:line="360" w:lineRule="auto"/>
+              <w:jc w:val="both"/>
+              <w:rPr>
+                <w:rFonts w:ascii="Times New Roman" w:hAnsi="Times New Roman"/>
+                <w:color w:val="000000"/>
+                <w:sz w:val="24"/>
+                <w:szCs w:val="24"/>
+              </w:rPr>
+            </w:pPr>
+            <w:r>
+              <w:rPr>
+                <w:rFonts w:ascii="Times New Roman" w:hAnsi="Times New Roman"/>
+                <w:color w:val="000000"/>
+                <w:sz w:val="24"/>
+                <w:szCs w:val="24"/>
+              </w:rPr>
+              <w:t>выполнить тестирование разработанной системы и оценку ее работоспособности.</w:t>
+            </w:r>
+          </w:p>
+          <w:p>
+            <w:pPr>
+              <w:tabs>
+                <w:tab w:val="left" w:pos="0"/>
+                <w:tab w:val="left" w:pos="1276"/>
+              </w:tabs>
+              <w:spacing w:after="0" w:line="360" w:lineRule="auto"/>
+              <w:jc w:val="both"/>
+              <w:rPr>
+                <w:rFonts w:ascii="Times New Roman" w:hAnsi="Times New Roman"/>
+                <w:color w:val="000000"/>
+                <w:sz w:val="24"/>
+                <w:szCs w:val="24"/>
+              </w:rPr>
+            </w:pPr>
+            <w:r>
+              <w:rPr>
+                <w:rFonts w:ascii="Times New Roman" w:hAnsi="Times New Roman"/>
+                <w:color w:val="000000"/>
+                <w:sz w:val="24"/>
+                <w:szCs w:val="24"/>
+              </w:rPr>
+              <w:t>4</w:t>
+            </w:r>
+            <w:r>
+              <w:rPr>
+                <w:rFonts w:ascii="Times New Roman" w:hAnsi="Times New Roman"/>
+                <w:color w:val="000000"/>
+                <w:sz w:val="24"/>
+                <w:szCs w:val="24"/>
+              </w:rPr>
+              <w:t xml:space="preserve"> </w:t>
+            </w:r>
+            <w:r>
+              <w:rPr>
+                <w:rFonts w:ascii="Times New Roman" w:hAnsi="Times New Roman"/>
+                <w:b/>
+                <w:color w:val="000000"/>
+                <w:sz w:val="24"/>
+                <w:szCs w:val="24"/>
+              </w:rPr>
+              <w:t>Исходные данные к ВКР:</w:t>
             </w:r>
             <w:r>
               <w:rPr>
@@ -909,7 +1128,7 @@
                 <w:sz w:val="24"/>
                 <w:szCs w:val="24"/>
               </w:rPr>
-              <w:t>реализовать систему обработки и управления заявками со стороны администратора,</w:t>
+              <w:t>результаты анализа предметной области, на основе которых сформировано техническое задание на разработку корпоративного веб-сайта с системой обработки заявок на сервисные услуги; требования к функциональности системы, пользовательскому интерфейсу, безопасности данных, а также интеграции с внешними сервисами для уведомления администратора о новых заявках.</w:t>
             </w:r>
           </w:p>
           <w:p>
@@ -918,7 +1137,23 @@
                 <w:tab w:val="left" w:pos="0"/>
                 <w:tab w:val="left" w:pos="1276"/>
               </w:tabs>
-              <w:spacing w:after="0" w:line="240" w:lineRule="auto"/>
+              <w:spacing w:after="0" w:line="360" w:lineRule="auto"/>
+              <w:jc w:val="both"/>
+              <w:rPr>
+                <w:rFonts w:ascii="Times New Roman" w:hAnsi="Times New Roman"/>
+                <w:color w:val="000000"/>
+                <w:sz w:val="24"/>
+                <w:szCs w:val="24"/>
+              </w:rPr>
+            </w:pPr>
+          </w:p>
+          <w:p>
+            <w:pPr>
+              <w:tabs>
+                <w:tab w:val="left" w:pos="0"/>
+                <w:tab w:val="left" w:pos="1276"/>
+              </w:tabs>
+              <w:spacing w:after="0" w:line="360" w:lineRule="auto"/>
               <w:jc w:val="both"/>
               <w:rPr>
                 <w:rFonts w:ascii="Times New Roman" w:hAnsi="Times New Roman"/>
@@ -934,26 +1169,20 @@
                 <w:sz w:val="24"/>
                 <w:szCs w:val="24"/>
               </w:rPr>
-              <w:t>•</w:t>
+              <w:t xml:space="preserve">5 </w:t>
             </w:r>
             <w:r>
               <w:rPr>
                 <w:rFonts w:ascii="Times New Roman" w:hAnsi="Times New Roman"/>
+                <w:b/>
                 <w:color w:val="000000"/>
                 <w:sz w:val="24"/>
                 <w:szCs w:val="24"/>
               </w:rPr>
-              <w:t xml:space="preserve"> </w:t>
+              <w:t>Перечень вопросов, подлежащих разработке</w:t>
             </w:r>
-            <w:r>
-              <w:rPr>
-                <w:rFonts w:ascii="Times New Roman" w:hAnsi="Times New Roman"/>
-                <w:color w:val="000000"/>
-                <w:sz w:val="24"/>
-                <w:szCs w:val="24"/>
-              </w:rPr>
-              <w:t xml:space="preserve"> выполнить тестирование разработанной системы и оценку ее работоспособности.</w:t>
-            </w:r>
+            <w:bookmarkStart w:id="0" w:name="_GoBack"/>
+            <w:bookmarkEnd w:id="0"/>
           </w:p>
           <w:p>
             <w:pPr>
@@ -961,83 +1190,7 @@
                 <w:tab w:val="left" w:pos="0"/>
                 <w:tab w:val="left" w:pos="1276"/>
               </w:tabs>
-              <w:spacing w:after="0" w:line="240" w:lineRule="auto"/>
-              <w:jc w:val="both"/>
-              <w:rPr>
-                <w:rFonts w:ascii="Times New Roman" w:hAnsi="Times New Roman"/>
-                <w:color w:val="000000"/>
-                <w:sz w:val="24"/>
-                <w:szCs w:val="24"/>
-              </w:rPr>
-            </w:pPr>
-            <w:r>
-              <w:rPr>
-                <w:rFonts w:ascii="Times New Roman" w:hAnsi="Times New Roman"/>
-                <w:color w:val="000000"/>
-                <w:sz w:val="24"/>
-                <w:szCs w:val="24"/>
-              </w:rPr>
-              <w:t xml:space="preserve">4 Исходные данные к ВКР: </w:t>
-            </w:r>
-            <w:r>
-              <w:rPr>
-                <w:rFonts w:ascii="Times New Roman" w:hAnsi="Times New Roman"/>
-                <w:color w:val="000000"/>
-                <w:sz w:val="24"/>
-                <w:szCs w:val="24"/>
-              </w:rPr>
-              <w:t>результаты анализа предметной области, на основе которых сформировано техническое задание на разработку корпоративного веб-сайта с системой обработки заявок на сервисные услуги; требования к функциональности системы, пользовательскому интерфейсу, безопасности данных, а также интеграции с внешними сервисами для уведомления администратора о новых заявках.</w:t>
-            </w:r>
-          </w:p>
-          <w:p>
-            <w:pPr>
-              <w:tabs>
-                <w:tab w:val="left" w:pos="0"/>
-                <w:tab w:val="left" w:pos="1276"/>
-              </w:tabs>
-              <w:spacing w:after="0" w:line="240" w:lineRule="auto"/>
-              <w:jc w:val="both"/>
-              <w:rPr>
-                <w:rFonts w:ascii="Times New Roman" w:hAnsi="Times New Roman"/>
-                <w:color w:val="000000"/>
-                <w:sz w:val="24"/>
-                <w:szCs w:val="24"/>
-              </w:rPr>
-            </w:pPr>
-          </w:p>
-          <w:p>
-            <w:pPr>
-              <w:tabs>
-                <w:tab w:val="left" w:pos="0"/>
-                <w:tab w:val="left" w:pos="1276"/>
-              </w:tabs>
-              <w:spacing w:after="0" w:line="240" w:lineRule="auto"/>
-              <w:jc w:val="both"/>
-              <w:rPr>
-                <w:rFonts w:ascii="Times New Roman" w:hAnsi="Times New Roman"/>
-                <w:color w:val="000000"/>
-                <w:sz w:val="24"/>
-                <w:szCs w:val="24"/>
-              </w:rPr>
-            </w:pPr>
-            <w:r>
-              <w:rPr>
-                <w:rFonts w:ascii="Times New Roman" w:hAnsi="Times New Roman"/>
-                <w:color w:val="000000"/>
-                <w:sz w:val="24"/>
-                <w:szCs w:val="24"/>
-              </w:rPr>
-              <w:lastRenderedPageBreak/>
-              <w:t>5 Перечень вопросов, подлежащих разработке _____________________________</w:t>
-            </w:r>
-          </w:p>
-          <w:p>
-            <w:pPr>
-              <w:tabs>
-                <w:tab w:val="left" w:pos="0"/>
-                <w:tab w:val="left" w:pos="1276"/>
-              </w:tabs>
-              <w:spacing w:after="0" w:line="240" w:lineRule="auto"/>
+              <w:spacing w:after="0" w:line="360" w:lineRule="auto"/>
               <w:jc w:val="both"/>
               <w:rPr>
                 <w:rFonts w:ascii="Times New Roman" w:hAnsi="Times New Roman"/>
@@ -1062,7 +1215,7 @@
                 <w:tab w:val="left" w:pos="0"/>
                 <w:tab w:val="left" w:pos="1276"/>
               </w:tabs>
-              <w:spacing w:after="0" w:line="240" w:lineRule="auto"/>
+              <w:spacing w:after="0" w:line="360" w:lineRule="auto"/>
               <w:jc w:val="both"/>
               <w:rPr>
                 <w:rFonts w:ascii="Times New Roman" w:hAnsi="Times New Roman"/>
@@ -1087,7 +1240,7 @@
                 <w:tab w:val="left" w:pos="0"/>
                 <w:tab w:val="left" w:pos="1276"/>
               </w:tabs>
-              <w:spacing w:after="0" w:line="240" w:lineRule="auto"/>
+              <w:spacing w:after="0" w:line="360" w:lineRule="auto"/>
               <w:jc w:val="both"/>
               <w:rPr>
                 <w:rFonts w:ascii="Times New Roman" w:hAnsi="Times New Roman"/>
@@ -1112,7 +1265,7 @@
                 <w:tab w:val="left" w:pos="0"/>
                 <w:tab w:val="left" w:pos="1276"/>
               </w:tabs>
-              <w:spacing w:after="0" w:line="240" w:lineRule="auto"/>
+              <w:spacing w:after="0" w:line="360" w:lineRule="auto"/>
               <w:jc w:val="both"/>
               <w:rPr>
                 <w:rFonts w:ascii="Times New Roman" w:hAnsi="Times New Roman"/>
@@ -1137,7 +1290,7 @@
                 <w:tab w:val="left" w:pos="0"/>
                 <w:tab w:val="left" w:pos="1276"/>
               </w:tabs>
-              <w:spacing w:after="0" w:line="240" w:lineRule="auto"/>
+              <w:spacing w:after="0" w:line="360" w:lineRule="auto"/>
               <w:jc w:val="both"/>
               <w:rPr>
                 <w:rFonts w:ascii="Times New Roman" w:hAnsi="Times New Roman"/>
@@ -1162,7 +1315,7 @@
                 <w:tab w:val="left" w:pos="0"/>
                 <w:tab w:val="left" w:pos="1276"/>
               </w:tabs>
-              <w:spacing w:after="0" w:line="240" w:lineRule="auto"/>
+              <w:spacing w:after="0" w:line="360" w:lineRule="auto"/>
               <w:jc w:val="both"/>
               <w:rPr>
                 <w:rFonts w:ascii="Times New Roman" w:hAnsi="Times New Roman"/>
@@ -1187,7 +1340,7 @@
                 <w:tab w:val="left" w:pos="0"/>
                 <w:tab w:val="left" w:pos="1276"/>
               </w:tabs>
-              <w:spacing w:after="0" w:line="240" w:lineRule="auto"/>
+              <w:spacing w:after="0" w:line="360" w:lineRule="auto"/>
               <w:jc w:val="both"/>
               <w:rPr>
                 <w:rFonts w:ascii="Times New Roman" w:hAnsi="Times New Roman"/>
@@ -1201,7 +1354,15 @@
                 <w:sz w:val="24"/>
                 <w:szCs w:val="24"/>
               </w:rPr>
-              <w:t>Руководитель ВКР «____» ___________20___ г. _____________ ________________</w:t>
+              <w:t>Руководи</w:t>
+            </w:r>
+            <w:r>
+              <w:rPr>
+                <w:rFonts w:ascii="Times New Roman" w:hAnsi="Times New Roman"/>
+                <w:sz w:val="24"/>
+                <w:szCs w:val="24"/>
+              </w:rPr>
+              <w:t>тель ВКР «____» ___________20___ г. _____________ ________________</w:t>
             </w:r>
           </w:p>
           <w:p>
@@ -1210,7 +1371,7 @@
                 <w:tab w:val="left" w:pos="0"/>
                 <w:tab w:val="left" w:pos="1276"/>
               </w:tabs>
-              <w:spacing w:after="0" w:line="240" w:lineRule="auto"/>
+              <w:spacing w:after="0" w:line="360" w:lineRule="auto"/>
               <w:jc w:val="both"/>
               <w:rPr>
                 <w:rFonts w:ascii="Times New Roman" w:hAnsi="Times New Roman"/>
@@ -1235,7 +1396,7 @@
                 <w:tab w:val="left" w:pos="0"/>
                 <w:tab w:val="left" w:pos="1276"/>
               </w:tabs>
-              <w:spacing w:after="0" w:line="240" w:lineRule="auto"/>
+              <w:spacing w:after="0" w:line="360" w:lineRule="auto"/>
               <w:jc w:val="both"/>
               <w:rPr>
                 <w:rFonts w:ascii="Times New Roman" w:hAnsi="Times New Roman"/>
@@ -1266,7 +1427,7 @@
                 <w:tab w:val="left" w:pos="0"/>
                 <w:tab w:val="left" w:pos="1276"/>
               </w:tabs>
-              <w:spacing w:after="0" w:line="240" w:lineRule="auto"/>
+              <w:spacing w:after="0" w:line="360" w:lineRule="auto"/>
               <w:jc w:val="both"/>
               <w:rPr>
                 <w:rFonts w:ascii="Times New Roman" w:hAnsi="Times New Roman"/>
@@ -1291,7 +1452,7 @@
                 <w:tab w:val="left" w:pos="0"/>
                 <w:tab w:val="left" w:pos="1276"/>
               </w:tabs>
-              <w:spacing w:after="0" w:line="240" w:lineRule="auto"/>
+              <w:spacing w:after="0" w:line="360" w:lineRule="auto"/>
               <w:jc w:val="both"/>
               <w:rPr>
                 <w:rFonts w:ascii="Times New Roman" w:hAnsi="Times New Roman"/>
@@ -1307,7 +1468,16 @@
                 <w:sz w:val="24"/>
                 <w:szCs w:val="24"/>
               </w:rPr>
-              <w:t>Дата выполнения обучающимся задания консультанта «____» __________ 20__ г.</w:t>
+              <w:t>Дата выполнения обучающимся задания консультанта «____»</w:t>
+            </w:r>
+            <w:r>
+              <w:rPr>
+                <w:rFonts w:ascii="Times New Roman" w:hAnsi="Times New Roman"/>
+                <w:color w:val="000000"/>
+                <w:sz w:val="24"/>
+                <w:szCs w:val="24"/>
+              </w:rPr>
+              <w:t xml:space="preserve"> __________ 20__ г.</w:t>
             </w:r>
           </w:p>
           <w:p>
@@ -1316,7 +1486,7 @@
                 <w:tab w:val="left" w:pos="0"/>
                 <w:tab w:val="left" w:pos="1276"/>
               </w:tabs>
-              <w:spacing w:after="0" w:line="240" w:lineRule="auto"/>
+              <w:spacing w:after="0" w:line="360" w:lineRule="auto"/>
               <w:jc w:val="both"/>
               <w:rPr>
                 <w:rFonts w:ascii="Times New Roman" w:hAnsi="Times New Roman"/>
@@ -1339,7 +1509,7 @@
                 <w:tab w:val="left" w:pos="0"/>
                 <w:tab w:val="left" w:pos="1276"/>
               </w:tabs>
-              <w:spacing w:after="0" w:line="240" w:lineRule="auto"/>
+              <w:spacing w:after="0" w:line="360" w:lineRule="auto"/>
               <w:jc w:val="both"/>
               <w:rPr>
                 <w:rFonts w:ascii="Times New Roman" w:hAnsi="Times New Roman"/>
@@ -1366,7 +1536,7 @@
           </w:tcPr>
           <w:p>
             <w:pPr>
-              <w:spacing w:after="0" w:line="240" w:lineRule="auto"/>
+              <w:spacing w:after="0" w:line="360" w:lineRule="auto"/>
               <w:jc w:val="both"/>
             </w:pPr>
           </w:p>
@@ -1379,7 +1549,7 @@
           <w:tab w:val="left" w:pos="0"/>
           <w:tab w:val="left" w:pos="1276"/>
         </w:tabs>
-        <w:spacing w:after="0" w:line="240" w:lineRule="auto"/>
+        <w:spacing w:after="0" w:line="360" w:lineRule="auto"/>
         <w:jc w:val="both"/>
         <w:rPr>
           <w:rFonts w:ascii="Times New Roman" w:hAnsi="Times New Roman"/>
@@ -1390,7 +1560,7 @@
       </w:pPr>
     </w:p>
     <w:sectPr>
-      <w:footerReference w:type="default" r:id="rId7"/>
+      <w:footerReference w:type="default" r:id="rId8"/>
       <w:pgSz w:w="11906" w:h="16838"/>
       <w:pgMar w:top="1134" w:right="850" w:bottom="1134" w:left="1701" w:header="0" w:footer="283" w:gutter="0"/>
       <w:pgNumType w:start="1"/>
@@ -1404,7 +1574,7 @@
 </file>
 
 <file path=word/endnotes.xml><?xml version="1.0" encoding="utf-8"?>
-<w:endnotes xmlns:wpc="http://schemas.microsoft.com/office/word/2010/wordprocessingCanvas" xmlns:cx="http://schemas.microsoft.com/office/drawing/2014/chartex" xmlns:cx1="http://schemas.microsoft.com/office/drawing/2015/9/8/chartex" xmlns:cx2="http://schemas.microsoft.com/office/drawing/2015/10/21/chartex" xmlns:cx3="http://schemas.microsoft.com/office/drawing/2016/5/9/chartex" xmlns:cx4="http://schemas.microsoft.com/office/drawing/2016/5/10/chartex" xmlns:cx5="http://schemas.microsoft.com/office/drawing/2016/5/11/chartex" xmlns:cx6="http://schemas.microsoft.com/office/drawing/2016/5/12/chartex" xmlns:cx7="http://schemas.microsoft.com/office/drawing/2016/5/13/chartex" xmlns:cx8="http://schemas.microsoft.com/office/drawing/2016/5/14/chartex" xmlns:mc="http://schemas.openxmlformats.org/markup-compatibility/2006" xmlns:aink="http://schemas.microsoft.com/office/drawing/2016/ink" xmlns:am3d="http://schemas.microsoft.com/office/drawing/2017/model3d" xmlns:o="urn:schemas-microsoft-com:office:office" xmlns:oel="http://schemas.microsoft.com/office/2019/extlst" xmlns:r="http://schemas.openxmlformats.org/officeDocument/2006/relationships" xmlns:m="http://schemas.openxmlformats.org/officeDocument/2006/math" xmlns:v="urn:schemas-microsoft-com:vml" xmlns:wp14="http://schemas.microsoft.com/office/word/2010/wordprocessingDrawing" xmlns:wp="http://schemas.openxmlformats.org/drawingml/2006/wordprocessingDrawing" xmlns:w10="urn:schemas-microsoft-com:office:word" xmlns:w="http://schemas.openxmlformats.org/wordprocessingml/2006/main" xmlns:w14="http://schemas.microsoft.com/office/word/2010/wordml" xmlns:w15="http://schemas.microsoft.com/office/word/2012/wordml" xmlns:w16cex="http://schemas.microsoft.com/office/word/2018/wordml/cex" xmlns:w16cid="http://schemas.microsoft.com/office/word/2016/wordml/cid" xmlns:w16="http://schemas.microsoft.com/office/word/2018/wordml" xmlns:w16du="http://schemas.microsoft.com/office/word/2023/wordml/word16du" xmlns:w16sdtdh="http://schemas.microsoft.com/office/word/2020/wordml/sdtdatahash" xmlns:w16sdtfl="http://schemas.microsoft.com/office/word/2024/wordml/sdtformatlock" xmlns:w16se="http://schemas.microsoft.com/office/word/2015/wordml/symex" xmlns:wpg="http://schemas.microsoft.com/office/word/2010/wordprocessingGroup" xmlns:wpi="http://schemas.microsoft.com/office/word/2010/wordprocessingInk" xmlns:wne="http://schemas.microsoft.com/office/word/2006/wordml" xmlns:wps="http://schemas.microsoft.com/office/word/2010/wordprocessingShape" mc:Ignorable="w14 w15 w16se w16cid w16 w16cex w16sdtdh w16sdtfl w16du wp14">
+<w:endnotes xmlns:wpc="http://schemas.microsoft.com/office/word/2010/wordprocessingCanvas" xmlns:cx="http://schemas.microsoft.com/office/drawing/2014/chartex" xmlns:cx1="http://schemas.microsoft.com/office/drawing/2015/9/8/chartex" xmlns:cx2="http://schemas.microsoft.com/office/drawing/2015/10/21/chartex" xmlns:cx3="http://schemas.microsoft.com/office/drawing/2016/5/9/chartex" xmlns:cx4="http://schemas.microsoft.com/office/drawing/2016/5/10/chartex" xmlns:cx5="http://schemas.microsoft.com/office/drawing/2016/5/11/chartex" xmlns:cx6="http://schemas.microsoft.com/office/drawing/2016/5/12/chartex" xmlns:cx7="http://schemas.microsoft.com/office/drawing/2016/5/13/chartex" xmlns:cx8="http://schemas.microsoft.com/office/drawing/2016/5/14/chartex" xmlns:mc="http://schemas.openxmlformats.org/markup-compatibility/2006" xmlns:aink="http://schemas.microsoft.com/office/drawing/2016/ink" xmlns:am3d="http://schemas.microsoft.com/office/drawing/2017/model3d" xmlns:o="urn:schemas-microsoft-com:office:office" xmlns:r="http://schemas.openxmlformats.org/officeDocument/2006/relationships" xmlns:m="http://schemas.openxmlformats.org/officeDocument/2006/math" xmlns:v="urn:schemas-microsoft-com:vml" xmlns:wp14="http://schemas.microsoft.com/office/word/2010/wordprocessingDrawing" xmlns:wp="http://schemas.openxmlformats.org/drawingml/2006/wordprocessingDrawing" xmlns:w10="urn:schemas-microsoft-com:office:word" xmlns:w="http://schemas.openxmlformats.org/wordprocessingml/2006/main" xmlns:w14="http://schemas.microsoft.com/office/word/2010/wordml" xmlns:w15="http://schemas.microsoft.com/office/word/2012/wordml" xmlns:w16cid="http://schemas.microsoft.com/office/word/2016/wordml/cid" xmlns:w16se="http://schemas.microsoft.com/office/word/2015/wordml/symex" xmlns:wpg="http://schemas.microsoft.com/office/word/2010/wordprocessingGroup" xmlns:wpi="http://schemas.microsoft.com/office/word/2010/wordprocessingInk" xmlns:wne="http://schemas.microsoft.com/office/word/2006/wordml" xmlns:wps="http://schemas.microsoft.com/office/word/2010/wordprocessingShape" mc:Ignorable="w14 w15 w16se w16cid wp14">
   <w:endnote w:type="separator" w:id="-1">
     <w:p>
       <w:pPr>
@@ -1429,7 +1599,7 @@
 </file>
 
 <file path=word/footer1.xml><?xml version="1.0" encoding="utf-8"?>
-<w:ftr xmlns:wpc="http://schemas.microsoft.com/office/word/2010/wordprocessingCanvas" xmlns:cx="http://schemas.microsoft.com/office/drawing/2014/chartex" xmlns:cx1="http://schemas.microsoft.com/office/drawing/2015/9/8/chartex" xmlns:cx2="http://schemas.microsoft.com/office/drawing/2015/10/21/chartex" xmlns:cx3="http://schemas.microsoft.com/office/drawing/2016/5/9/chartex" xmlns:cx4="http://schemas.microsoft.com/office/drawing/2016/5/10/chartex" xmlns:cx5="http://schemas.microsoft.com/office/drawing/2016/5/11/chartex" xmlns:cx6="http://schemas.microsoft.com/office/drawing/2016/5/12/chartex" xmlns:cx7="http://schemas.microsoft.com/office/drawing/2016/5/13/chartex" xmlns:cx8="http://schemas.microsoft.com/office/drawing/2016/5/14/chartex" xmlns:mc="http://schemas.openxmlformats.org/markup-compatibility/2006" xmlns:aink="http://schemas.microsoft.com/office/drawing/2016/ink" xmlns:am3d="http://schemas.microsoft.com/office/drawing/2017/model3d" xmlns:o="urn:schemas-microsoft-com:office:office" xmlns:oel="http://schemas.microsoft.com/office/2019/extlst" xmlns:r="http://schemas.openxmlformats.org/officeDocument/2006/relationships" xmlns:m="http://schemas.openxmlformats.org/officeDocument/2006/math" xmlns:v="urn:schemas-microsoft-com:vml" xmlns:wp14="http://schemas.microsoft.com/office/word/2010/wordprocessingDrawing" xmlns:wp="http://schemas.openxmlformats.org/drawingml/2006/wordprocessingDrawing" xmlns:w10="urn:schemas-microsoft-com:office:word" xmlns:w="http://schemas.openxmlformats.org/wordprocessingml/2006/main" xmlns:w14="http://schemas.microsoft.com/office/word/2010/wordml" xmlns:w15="http://schemas.microsoft.com/office/word/2012/wordml" xmlns:w16cex="http://schemas.microsoft.com/office/word/2018/wordml/cex" xmlns:w16cid="http://schemas.microsoft.com/office/word/2016/wordml/cid" xmlns:w16="http://schemas.microsoft.com/office/word/2018/wordml" xmlns:w16du="http://schemas.microsoft.com/office/word/2023/wordml/word16du" xmlns:w16sdtdh="http://schemas.microsoft.com/office/word/2020/wordml/sdtdatahash" xmlns:w16sdtfl="http://schemas.microsoft.com/office/word/2024/wordml/sdtformatlock" xmlns:w16se="http://schemas.microsoft.com/office/word/2015/wordml/symex" xmlns:wpg="http://schemas.microsoft.com/office/word/2010/wordprocessingGroup" xmlns:wpi="http://schemas.microsoft.com/office/word/2010/wordprocessingInk" xmlns:wne="http://schemas.microsoft.com/office/word/2006/wordml" xmlns:wps="http://schemas.microsoft.com/office/word/2010/wordprocessingShape" mc:Ignorable="w14 w15 w16se w16cid w16 w16cex w16sdtdh w16sdtfl w16du wp14">
+<w:ftr xmlns:wpc="http://schemas.microsoft.com/office/word/2010/wordprocessingCanvas" xmlns:cx="http://schemas.microsoft.com/office/drawing/2014/chartex" xmlns:cx1="http://schemas.microsoft.com/office/drawing/2015/9/8/chartex" xmlns:cx2="http://schemas.microsoft.com/office/drawing/2015/10/21/chartex" xmlns:cx3="http://schemas.microsoft.com/office/drawing/2016/5/9/chartex" xmlns:cx4="http://schemas.microsoft.com/office/drawing/2016/5/10/chartex" xmlns:cx5="http://schemas.microsoft.com/office/drawing/2016/5/11/chartex" xmlns:cx6="http://schemas.microsoft.com/office/drawing/2016/5/12/chartex" xmlns:cx7="http://schemas.microsoft.com/office/drawing/2016/5/13/chartex" xmlns:cx8="http://schemas.microsoft.com/office/drawing/2016/5/14/chartex" xmlns:mc="http://schemas.openxmlformats.org/markup-compatibility/2006" xmlns:aink="http://schemas.microsoft.com/office/drawing/2016/ink" xmlns:am3d="http://schemas.microsoft.com/office/drawing/2017/model3d" xmlns:o="urn:schemas-microsoft-com:office:office" xmlns:r="http://schemas.openxmlformats.org/officeDocument/2006/relationships" xmlns:m="http://schemas.openxmlformats.org/officeDocument/2006/math" xmlns:v="urn:schemas-microsoft-com:vml" xmlns:wp14="http://schemas.microsoft.com/office/word/2010/wordprocessingDrawing" xmlns:wp="http://schemas.openxmlformats.org/drawingml/2006/wordprocessingDrawing" xmlns:w10="urn:schemas-microsoft-com:office:word" xmlns:w="http://schemas.openxmlformats.org/wordprocessingml/2006/main" xmlns:w14="http://schemas.microsoft.com/office/word/2010/wordml" xmlns:w15="http://schemas.microsoft.com/office/word/2012/wordml" xmlns:w16cid="http://schemas.microsoft.com/office/word/2016/wordml/cid" xmlns:w16se="http://schemas.microsoft.com/office/word/2015/wordml/symex" xmlns:wpg="http://schemas.microsoft.com/office/word/2010/wordprocessingGroup" xmlns:wpi="http://schemas.microsoft.com/office/word/2010/wordprocessingInk" xmlns:wne="http://schemas.microsoft.com/office/word/2006/wordml" xmlns:wps="http://schemas.microsoft.com/office/word/2010/wordprocessingShape" mc:Ignorable="w14 w15 w16se w16cid wp14">
   <w:p>
     <w:pPr>
       <w:tabs>
@@ -1496,7 +1666,7 @@
 </file>
 
 <file path=word/footnotes.xml><?xml version="1.0" encoding="utf-8"?>
-<w:footnotes xmlns:wpc="http://schemas.microsoft.com/office/word/2010/wordprocessingCanvas" xmlns:cx="http://schemas.microsoft.com/office/drawing/2014/chartex" xmlns:cx1="http://schemas.microsoft.com/office/drawing/2015/9/8/chartex" xmlns:cx2="http://schemas.microsoft.com/office/drawing/2015/10/21/chartex" xmlns:cx3="http://schemas.microsoft.com/office/drawing/2016/5/9/chartex" xmlns:cx4="http://schemas.microsoft.com/office/drawing/2016/5/10/chartex" xmlns:cx5="http://schemas.microsoft.com/office/drawing/2016/5/11/chartex" xmlns:cx6="http://schemas.microsoft.com/office/drawing/2016/5/12/chartex" xmlns:cx7="http://schemas.microsoft.com/office/drawing/2016/5/13/chartex" xmlns:cx8="http://schemas.microsoft.com/office/drawing/2016/5/14/chartex" xmlns:mc="http://schemas.openxmlformats.org/markup-compatibility/2006" xmlns:aink="http://schemas.microsoft.com/office/drawing/2016/ink" xmlns:am3d="http://schemas.microsoft.com/office/drawing/2017/model3d" xmlns:o="urn:schemas-microsoft-com:office:office" xmlns:oel="http://schemas.microsoft.com/office/2019/extlst" xmlns:r="http://schemas.openxmlformats.org/officeDocument/2006/relationships" xmlns:m="http://schemas.openxmlformats.org/officeDocument/2006/math" xmlns:v="urn:schemas-microsoft-com:vml" xmlns:wp14="http://schemas.microsoft.com/office/word/2010/wordprocessingDrawing" xmlns:wp="http://schemas.openxmlformats.org/drawingml/2006/wordprocessingDrawing" xmlns:w10="urn:schemas-microsoft-com:office:word" xmlns:w="http://schemas.openxmlformats.org/wordprocessingml/2006/main" xmlns:w14="http://schemas.microsoft.com/office/word/2010/wordml" xmlns:w15="http://schemas.microsoft.com/office/word/2012/wordml" xmlns:w16cex="http://schemas.microsoft.com/office/word/2018/wordml/cex" xmlns:w16cid="http://schemas.microsoft.com/office/word/2016/wordml/cid" xmlns:w16="http://schemas.microsoft.com/office/word/2018/wordml" xmlns:w16du="http://schemas.microsoft.com/office/word/2023/wordml/word16du" xmlns:w16sdtdh="http://schemas.microsoft.com/office/word/2020/wordml/sdtdatahash" xmlns:w16sdtfl="http://schemas.microsoft.com/office/word/2024/wordml/sdtformatlock" xmlns:w16se="http://schemas.microsoft.com/office/word/2015/wordml/symex" xmlns:wpg="http://schemas.microsoft.com/office/word/2010/wordprocessingGroup" xmlns:wpi="http://schemas.microsoft.com/office/word/2010/wordprocessingInk" xmlns:wne="http://schemas.microsoft.com/office/word/2006/wordml" xmlns:wps="http://schemas.microsoft.com/office/word/2010/wordprocessingShape" mc:Ignorable="w14 w15 w16se w16cid w16 w16cex w16sdtdh w16sdtfl w16du wp14">
+<w:footnotes xmlns:wpc="http://schemas.microsoft.com/office/word/2010/wordprocessingCanvas" xmlns:cx="http://schemas.microsoft.com/office/drawing/2014/chartex" xmlns:cx1="http://schemas.microsoft.com/office/drawing/2015/9/8/chartex" xmlns:cx2="http://schemas.microsoft.com/office/drawing/2015/10/21/chartex" xmlns:cx3="http://schemas.microsoft.com/office/drawing/2016/5/9/chartex" xmlns:cx4="http://schemas.microsoft.com/office/drawing/2016/5/10/chartex" xmlns:cx5="http://schemas.microsoft.com/office/drawing/2016/5/11/chartex" xmlns:cx6="http://schemas.microsoft.com/office/drawing/2016/5/12/chartex" xmlns:cx7="http://schemas.microsoft.com/office/drawing/2016/5/13/chartex" xmlns:cx8="http://schemas.microsoft.com/office/drawing/2016/5/14/chartex" xmlns:mc="http://schemas.openxmlformats.org/markup-compatibility/2006" xmlns:aink="http://schemas.microsoft.com/office/drawing/2016/ink" xmlns:am3d="http://schemas.microsoft.com/office/drawing/2017/model3d" xmlns:o="urn:schemas-microsoft-com:office:office" xmlns:r="http://schemas.openxmlformats.org/officeDocument/2006/relationships" xmlns:m="http://schemas.openxmlformats.org/officeDocument/2006/math" xmlns:v="urn:schemas-microsoft-com:vml" xmlns:wp14="http://schemas.microsoft.com/office/word/2010/wordprocessingDrawing" xmlns:wp="http://schemas.openxmlformats.org/drawingml/2006/wordprocessingDrawing" xmlns:w10="urn:schemas-microsoft-com:office:word" xmlns:w="http://schemas.openxmlformats.org/wordprocessingml/2006/main" xmlns:w14="http://schemas.microsoft.com/office/word/2010/wordml" xmlns:w15="http://schemas.microsoft.com/office/word/2012/wordml" xmlns:w16cid="http://schemas.microsoft.com/office/word/2016/wordml/cid" xmlns:w16se="http://schemas.microsoft.com/office/word/2015/wordml/symex" xmlns:wpg="http://schemas.microsoft.com/office/word/2010/wordprocessingGroup" xmlns:wpi="http://schemas.microsoft.com/office/word/2010/wordprocessingInk" xmlns:wne="http://schemas.microsoft.com/office/word/2006/wordml" xmlns:wps="http://schemas.microsoft.com/office/word/2010/wordprocessingShape" mc:Ignorable="w14 w15 w16se w16cid wp14">
   <w:footnote w:type="separator" w:id="-1">
     <w:p>
       <w:pPr>
@@ -1520,8 +1690,129 @@
 </w:footnotes>
 </file>
 
+<file path=word/numbering.xml><?xml version="1.0" encoding="utf-8"?>
+<w:numbering xmlns:wpc="http://schemas.microsoft.com/office/word/2010/wordprocessingCanvas" xmlns:cx="http://schemas.microsoft.com/office/drawing/2014/chartex" xmlns:cx1="http://schemas.microsoft.com/office/drawing/2015/9/8/chartex" xmlns:cx2="http://schemas.microsoft.com/office/drawing/2015/10/21/chartex" xmlns:cx3="http://schemas.microsoft.com/office/drawing/2016/5/9/chartex" xmlns:cx4="http://schemas.microsoft.com/office/drawing/2016/5/10/chartex" xmlns:cx5="http://schemas.microsoft.com/office/drawing/2016/5/11/chartex" xmlns:cx6="http://schemas.microsoft.com/office/drawing/2016/5/12/chartex" xmlns:cx7="http://schemas.microsoft.com/office/drawing/2016/5/13/chartex" xmlns:cx8="http://schemas.microsoft.com/office/drawing/2016/5/14/chartex" xmlns:mc="http://schemas.openxmlformats.org/markup-compatibility/2006" xmlns:aink="http://schemas.microsoft.com/office/drawing/2016/ink" xmlns:am3d="http://schemas.microsoft.com/office/drawing/2017/model3d" xmlns:o="urn:schemas-microsoft-com:office:office" xmlns:r="http://schemas.openxmlformats.org/officeDocument/2006/relationships" xmlns:m="http://schemas.openxmlformats.org/officeDocument/2006/math" xmlns:v="urn:schemas-microsoft-com:vml" xmlns:wp14="http://schemas.microsoft.com/office/word/2010/wordprocessingDrawing" xmlns:wp="http://schemas.openxmlformats.org/drawingml/2006/wordprocessingDrawing" xmlns:w10="urn:schemas-microsoft-com:office:word" xmlns:w="http://schemas.openxmlformats.org/wordprocessingml/2006/main" xmlns:w14="http://schemas.microsoft.com/office/word/2010/wordml" xmlns:w15="http://schemas.microsoft.com/office/word/2012/wordml" xmlns:w16cid="http://schemas.microsoft.com/office/word/2016/wordml/cid" xmlns:w16se="http://schemas.microsoft.com/office/word/2015/wordml/symex" xmlns:wpg="http://schemas.microsoft.com/office/word/2010/wordprocessingGroup" xmlns:wpi="http://schemas.microsoft.com/office/word/2010/wordprocessingInk" xmlns:wne="http://schemas.microsoft.com/office/word/2006/wordml" xmlns:wps="http://schemas.microsoft.com/office/word/2010/wordprocessingShape" mc:Ignorable="w14 w15 w16se w16cid wp14">
+  <w:abstractNum w:abstractNumId="0" w15:restartNumberingAfterBreak="0">
+    <w:nsid w:val="133A4C46"/>
+    <w:multiLevelType w:val="hybridMultilevel"/>
+    <w:tmpl w:val="47446DF6"/>
+    <w:lvl w:ilvl="0" w:tplc="04190001">
+      <w:start w:val="1"/>
+      <w:numFmt w:val="bullet"/>
+      <w:lvlText w:val=""/>
+      <w:lvlJc w:val="left"/>
+      <w:pPr>
+        <w:ind w:left="720" w:hanging="360"/>
+      </w:pPr>
+      <w:rPr>
+        <w:rFonts w:ascii="Symbol" w:hAnsi="Symbol" w:hint="default"/>
+      </w:rPr>
+    </w:lvl>
+    <w:lvl w:ilvl="1" w:tplc="04190003" w:tentative="1">
+      <w:start w:val="1"/>
+      <w:numFmt w:val="bullet"/>
+      <w:lvlText w:val="o"/>
+      <w:lvlJc w:val="left"/>
+      <w:pPr>
+        <w:ind w:left="1440" w:hanging="360"/>
+      </w:pPr>
+      <w:rPr>
+        <w:rFonts w:ascii="Courier New" w:hAnsi="Courier New" w:cs="Courier New" w:hint="default"/>
+      </w:rPr>
+    </w:lvl>
+    <w:lvl w:ilvl="2" w:tplc="04190005" w:tentative="1">
+      <w:start w:val="1"/>
+      <w:numFmt w:val="bullet"/>
+      <w:lvlText w:val=""/>
+      <w:lvlJc w:val="left"/>
+      <w:pPr>
+        <w:ind w:left="2160" w:hanging="360"/>
+      </w:pPr>
+      <w:rPr>
+        <w:rFonts w:ascii="Wingdings" w:hAnsi="Wingdings" w:hint="default"/>
+      </w:rPr>
+    </w:lvl>
+    <w:lvl w:ilvl="3" w:tplc="04190001" w:tentative="1">
+      <w:start w:val="1"/>
+      <w:numFmt w:val="bullet"/>
+      <w:lvlText w:val=""/>
+      <w:lvlJc w:val="left"/>
+      <w:pPr>
+        <w:ind w:left="2880" w:hanging="360"/>
+      </w:pPr>
+      <w:rPr>
+        <w:rFonts w:ascii="Symbol" w:hAnsi="Symbol" w:hint="default"/>
+      </w:rPr>
+    </w:lvl>
+    <w:lvl w:ilvl="4" w:tplc="04190003" w:tentative="1">
+      <w:start w:val="1"/>
+      <w:numFmt w:val="bullet"/>
+      <w:lvlText w:val="o"/>
+      <w:lvlJc w:val="left"/>
+      <w:pPr>
+        <w:ind w:left="3600" w:hanging="360"/>
+      </w:pPr>
+      <w:rPr>
+        <w:rFonts w:ascii="Courier New" w:hAnsi="Courier New" w:cs="Courier New" w:hint="default"/>
+      </w:rPr>
+    </w:lvl>
+    <w:lvl w:ilvl="5" w:tplc="04190005" w:tentative="1">
+      <w:start w:val="1"/>
+      <w:numFmt w:val="bullet"/>
+      <w:lvlText w:val=""/>
+      <w:lvlJc w:val="left"/>
+      <w:pPr>
+        <w:ind w:left="4320" w:hanging="360"/>
+      </w:pPr>
+      <w:rPr>
+        <w:rFonts w:ascii="Wingdings" w:hAnsi="Wingdings" w:hint="default"/>
+      </w:rPr>
+    </w:lvl>
+    <w:lvl w:ilvl="6" w:tplc="04190001" w:tentative="1">
+      <w:start w:val="1"/>
+      <w:numFmt w:val="bullet"/>
+      <w:lvlText w:val=""/>
+      <w:lvlJc w:val="left"/>
+      <w:pPr>
+        <w:ind w:left="5040" w:hanging="360"/>
+      </w:pPr>
+      <w:rPr>
+        <w:rFonts w:ascii="Symbol" w:hAnsi="Symbol" w:hint="default"/>
+      </w:rPr>
+    </w:lvl>
+    <w:lvl w:ilvl="7" w:tplc="04190003" w:tentative="1">
+      <w:start w:val="1"/>
+      <w:numFmt w:val="bullet"/>
+      <w:lvlText w:val="o"/>
+      <w:lvlJc w:val="left"/>
+      <w:pPr>
+        <w:ind w:left="5760" w:hanging="360"/>
+      </w:pPr>
+      <w:rPr>
+        <w:rFonts w:ascii="Courier New" w:hAnsi="Courier New" w:cs="Courier New" w:hint="default"/>
+      </w:rPr>
+    </w:lvl>
+    <w:lvl w:ilvl="8" w:tplc="04190005" w:tentative="1">
+      <w:start w:val="1"/>
+      <w:numFmt w:val="bullet"/>
+      <w:lvlText w:val=""/>
+      <w:lvlJc w:val="left"/>
+      <w:pPr>
+        <w:ind w:left="6480" w:hanging="360"/>
+      </w:pPr>
+      <w:rPr>
+        <w:rFonts w:ascii="Wingdings" w:hAnsi="Wingdings" w:hint="default"/>
+      </w:rPr>
+    </w:lvl>
+  </w:abstractNum>
+  <w:num w:numId="1">
+    <w:abstractNumId w:val="0"/>
+  </w:num>
+</w:numbering>
+</file>
+
 <file path=word/styles.xml><?xml version="1.0" encoding="utf-8"?>
-<w:styles xmlns:mc="http://schemas.openxmlformats.org/markup-compatibility/2006" xmlns:r="http://schemas.openxmlformats.org/officeDocument/2006/relationships" xmlns:w="http://schemas.openxmlformats.org/wordprocessingml/2006/main" xmlns:w14="http://schemas.microsoft.com/office/word/2010/wordml" xmlns:w15="http://schemas.microsoft.com/office/word/2012/wordml" xmlns:w16cex="http://schemas.microsoft.com/office/word/2018/wordml/cex" xmlns:w16cid="http://schemas.microsoft.com/office/word/2016/wordml/cid" xmlns:w16="http://schemas.microsoft.com/office/word/2018/wordml" xmlns:w16du="http://schemas.microsoft.com/office/word/2023/wordml/word16du" xmlns:w16sdtdh="http://schemas.microsoft.com/office/word/2020/wordml/sdtdatahash" xmlns:w16sdtfl="http://schemas.microsoft.com/office/word/2024/wordml/sdtformatlock" xmlns:w16se="http://schemas.microsoft.com/office/word/2015/wordml/symex" mc:Ignorable="w14 w15 w16se w16cid w16 w16cex w16sdtdh w16sdtfl w16du">
+<w:styles xmlns:mc="http://schemas.openxmlformats.org/markup-compatibility/2006" xmlns:r="http://schemas.openxmlformats.org/officeDocument/2006/relationships" xmlns:w="http://schemas.openxmlformats.org/wordprocessingml/2006/main" xmlns:w14="http://schemas.microsoft.com/office/word/2010/wordml" xmlns:w15="http://schemas.microsoft.com/office/word/2012/wordml" xmlns:w16cid="http://schemas.microsoft.com/office/word/2016/wordml/cid" xmlns:w16se="http://schemas.microsoft.com/office/word/2015/wordml/symex" mc:Ignorable="w14 w15 w16se w16cid">
   <w:docDefaults>
     <w:rPrDefault>
       <w:rPr>
@@ -1537,7 +1828,7 @@
       </w:pPr>
     </w:pPrDefault>
   </w:docDefaults>
-  <w:latentStyles w:defLockedState="0" w:defUIPriority="99" w:defSemiHidden="0" w:defUnhideWhenUsed="0" w:defQFormat="0" w:count="376">
+  <w:latentStyles w:defLockedState="0" w:defUIPriority="99" w:defSemiHidden="0" w:defUnhideWhenUsed="0" w:defQFormat="0" w:count="375">
     <w:lsdException w:name="Normal" w:uiPriority="0" w:qFormat="1"/>
     <w:lsdException w:name="heading 1" w:uiPriority="9" w:qFormat="1"/>
     <w:lsdException w:name="heading 2" w:semiHidden="1" w:uiPriority="9" w:unhideWhenUsed="1" w:qFormat="1"/>
@@ -1913,7 +2204,6 @@
     <w:lsdException w:name="Smart Hyperlink" w:semiHidden="1" w:unhideWhenUsed="1"/>
     <w:lsdException w:name="Hashtag" w:semiHidden="1" w:unhideWhenUsed="1"/>
     <w:lsdException w:name="Unresolved Mention" w:semiHidden="1" w:unhideWhenUsed="1"/>
-    <w:lsdException w:name="Smart Link" w:semiHidden="1" w:unhideWhenUsed="1"/>
   </w:latentStyles>
   <w:style w:type="paragraph" w:default="1" w:styleId="a">
     <w:name w:val="Normal"/>
